--- a/2026/EL MIRADOR/CERTIFICADOS LIBRE DEUDA/11ºF/CERTIFICADO DEUDA.docx
+++ b/2026/EL MIRADOR/CERTIFICADOS LIBRE DEUDA/11ºF/CERTIFICADO DEUDA.docx
@@ -160,7 +160,7 @@
           <w:b/>
           <w:bCs/>
         </w:rPr>
-        <w:t>7</w:t>
+        <w:t>09</w:t>
       </w:r>
       <w:r>
         <w:rPr>
